--- a/content-src/docx/R G 1997 05 22 Bracewell.docx
+++ b/content-src/docx/R G 1997 05 22 Bracewell.docx
@@ -32,22 +32,19 @@
     </w:p>
     <w:p>
       <w:r>
-        <w:t xml:space="preserve">&lt;quote&gt;</w:t>
-      </w:r>
-      <w:r>
         <w:t xml:space="preserve">“I decree today that life is simply taking and not gi</w:t>
       </w:r>
       <w:r>
         <w:t xml:space="preserve">ving;</w:t>
       </w:r>
       <w:r>
-        <w:br/>
+        <w:t xml:space="preserve"> / </w:t>
       </w:r>
       <w:r>
         <w:t xml:space="preserve">England is mine</w:t>
       </w:r>
       <w:r>
-        <w:br/>
+        <w:t xml:space="preserve"> / </w:t>
       </w:r>
       <w:r>
         <w:t xml:space="preserve">And it owes me a living</w:t>
@@ -67,9 +64,6 @@
       <w:r>
         <w:t xml:space="preserve">.”</w:t>
       </w:r>
-      <w:r>
-        <w:t xml:space="preserve">&lt;/quote&gt;</w:t>
-      </w:r>
     </w:p>
     <w:p>
       <w:r>
@@ -102,16 +96,13 @@
         <w:t xml:space="preserve">Why, in this context, Bracewell should devote five pages to slagging off a group like the Cure is hard to explain, but he does, with this deft rhetoric: </w:t>
       </w:r>
       <w:r>
-        <w:t xml:space="preserve">&lt;quote&gt;</w:t>
+        <w:t xml:space="preserve">"</w:t>
       </w:r>
       <w:r>
         <w:t xml:space="preserve">And it could be argued, in fact, that the pop sound of suburbia has been defined by the melodramatic, monolithic music of the Cure, in which an eerie monotony gives service to morbidity</w:t>
       </w:r>
       <w:r>
-        <w:t xml:space="preserve">.</w:t>
-      </w:r>
-      <w:r>
-        <w:t xml:space="preserve">&lt;/quote&gt;</w:t>
+        <w:t xml:space="preserve">".</w:t>
       </w:r>
       <w:r>
         <w:t xml:space="preserve"> If this alliterative thesis could, in fact, be argued, Bracewell doesn't bother. What he means – I think – is that the essence of suburbia is boredom, and that Robert Smi</w:t>

--- a/content-src/docx/R G 1997 05 22 Bracewell.docx
+++ b/content-src/docx/R G 1997 05 22 Bracewell.docx
@@ -80,7 +80,7 @@
         <w:t>There is no argument of any coherence; merely a highly selective tour of history and culture. Bracewell's trope of choice is analogy ("Auden as Neil Tennant to Brian Howard's Boy George", whatever that might mean) and his links between the icons he throws up are generally spurious. Early on we read of an England "compromised by the tragedy of World War One and the lingering shadows cast by the trial of Oscar Wilde" – as if these two events were of near-equal importance. Bracewell raises the concept of Arcad</w:t>
       </w:r>
       <w:r>
-        <w:t>y, the pastoral myth of England, and dispatches it; he then romps through such phenomena as the emergence of disaffected youth, the social realism of 1960s cinema, the Mods, suburbia, female artists, the North, the New Romantics, Morrissey . . .</w:t>
+        <w:t>y, the pastoral myth of England, and dispatches it; he then romps through such phenomena as the emergence of disaffected youth, the social realism of 1960s cinema, the Mods, suburbia, female artists, the North, the New Romantics, Morrissey…</w:t>
       </w:r>
     </w:p>
     <w:p>
